--- a/03-execution/16-week/03-optional-activity/diagrama idea grupal modulo 9 .docx
+++ b/03-execution/16-week/03-optional-activity/diagrama idea grupal modulo 9 .docx
@@ -2,6 +2,11 @@
 <file path=word/document.xml><?xml version="1.0" encoding="utf-8"?>
 <w:document xmlns:wpc="http://schemas.microsoft.com/office/word/2010/wordprocessingCanvas" xmlns:cx="http://schemas.microsoft.com/office/drawing/2014/chartex" xmlns:mc="http://schemas.openxmlformats.org/markup-compatibility/2006" xmlns:o="urn:schemas-microsoft-com:office:office" xmlns:r="http://schemas.openxmlformats.org/officeDocument/2006/relationships" xmlns:m="http://schemas.openxmlformats.org/officeDocument/2006/math" xmlns:v="urn:schemas-microsoft-com:vml" xmlns:wp14="http://schemas.microsoft.com/office/word/2010/wordprocessingDrawing" xmlns:wp="http://schemas.openxmlformats.org/drawingml/2006/wordprocessingDrawing" xmlns:w10="urn:schemas-microsoft-com:office:word" xmlns:w="http://schemas.openxmlformats.org/wordprocessingml/2006/main" xmlns:w14="http://schemas.microsoft.com/office/word/2010/wordml" xmlns:w15="http://schemas.microsoft.com/office/word/2012/wordml" xmlns:w16se="http://schemas.microsoft.com/office/word/2015/wordml/symex" xmlns:wpg="http://schemas.microsoft.com/office/word/2010/wordprocessingGroup" xmlns:wpi="http://schemas.microsoft.com/office/word/2010/wordprocessingInk" xmlns:wne="http://schemas.microsoft.com/office/word/2006/wordml" xmlns:wps="http://schemas.microsoft.com/office/word/2010/wordprocessingShape" mc:Ignorable="w14 w15 w16se wp14">
   <w:body>
+    <w:p>
+      <w:r>
+        <w:t>Diagrama del modulo</w:t>
+      </w:r>
+    </w:p>
     <w:p>
       <w:hyperlink r:id="rId4" w:history="1">
         <w:r>
@@ -13,6 +18,11 @@
       </w:hyperlink>
     </w:p>
     <w:p>
+      <w:pPr>
+        <w:rPr>
+          <w:rStyle w:val="Hipervnculo"/>
+        </w:rPr>
+      </w:pPr>
       <w:hyperlink r:id="rId5" w:history="1">
         <w:r>
           <w:rPr>
@@ -21,8 +31,35 @@
           <w:t>https://drive.google.com/file/d/17j8wzalWi3ACkhPNwXoP84iEf0vqrYVH/view?usp=sharing</w:t>
         </w:r>
       </w:hyperlink>
+    </w:p>
+    <w:p/>
+    <w:p>
+      <w:pPr>
+        <w:rPr>
+          <w:rStyle w:val="Hipervnculo"/>
+          <w:color w:val="auto"/>
+          <w:u w:val="none"/>
+        </w:rPr>
+      </w:pPr>
+      <w:r>
+        <w:t>Diagrama grupal de la ficha</w:t>
+      </w:r>
+    </w:p>
+    <w:p>
+      <w:r>
+        <w:rPr>
+          <w:rStyle w:val="Hipervnculo"/>
+        </w:rPr>
+        <w:t>https://app.diagrams.net/#G1qv7NKeOTKBHTuOzFZXSDfWaC07WkjMod#%7B%22pageId%22%3A%22eL0nmg8K8gCNa2GGs</w:t>
+      </w:r>
       <w:bookmarkStart w:id="0" w:name="_GoBack"/>
       <w:bookmarkEnd w:id="0"/>
+      <w:r>
+        <w:rPr>
+          <w:rStyle w:val="Hipervnculo"/>
+        </w:rPr>
+        <w:t>1XE%22%7D</w:t>
+      </w:r>
     </w:p>
     <w:sectPr>
       <w:pgSz w:w="12240" w:h="15840"/>
